--- a/pr-preview/pr-309/linear-algebra-diagonalization.docx
+++ b/pr-preview/pr-309/linear-algebra-diagonalization.docx
@@ -15,7 +15,7 @@
         <w:pStyle w:val="Date"/>
       </w:pPr>
       <w:r>
-        <w:t xml:space="preserve">Last modified: 2026-10-15 02:50:52 (PDT)</w:t>
+        <w:t xml:space="preserve">Last modified: 2026-10-15 05:32:53 (PDT)</w:t>
       </w:r>
     </w:p>
     <w:bookmarkStart w:id="78" w:name="sec-diagonalization"/>

--- a/pr-preview/pr-309/linear-algebra-diagonalization.docx
+++ b/pr-preview/pr-309/linear-algebra-diagonalization.docx
@@ -15,7 +15,7 @@
         <w:pStyle w:val="Date"/>
       </w:pPr>
       <w:r>
-        <w:t xml:space="preserve">Last modified: 2026-10-15 05:32:53 (PDT)</w:t>
+        <w:t xml:space="preserve">Last modified: 2026-10-15 07:34:52 (PDT)</w:t>
       </w:r>
     </w:p>
     <w:bookmarkStart w:id="78" w:name="sec-diagonalization"/>
@@ -39070,7 +39070,7 @@
           <w:b/>
           <w:bCs/>
         </w:rPr>
-        <w:t xml:space="preserve">Definition 5 (Leading block of a square matrix)</w:t>
+        <w:t xml:space="preserve">Definition 5 (Leading block (top-left block) of a square matrix)</w:t>
       </w:r>
       <w:r>
         <w:t xml:space="preserve"> </w:t>
